--- a/src/reports/relatorio_10.docx
+++ b/src/reports/relatorio_10.docx
@@ -51,7 +51,7 @@
               <a:graphicData uri="http://schemas.openxmlformats.org/drawingml/2006/picture">
                 <pic:pic>
                   <pic:nvPicPr>
-                    <pic:cNvPr id="0" name="logo_capa.jpeg"/>
+                    <pic:cNvPr id="0" name="capa_2.jpeg"/>
                     <pic:cNvPicPr/>
                   </pic:nvPicPr>
                   <pic:blipFill>
@@ -697,7 +697,7 @@
       <w:pPr>
         <w:tabs>
           <w:tab w:pos="720" w:val="left"/>
-          <w:tab w:pos="10800" w:val="right" w:leader="dot"/>
+          <w:tab w:pos="10469" w:val="right" w:leader="dot"/>
         </w:tabs>
         <w:spacing w:after="120"/>
       </w:pPr>
@@ -734,7 +734,7 @@
       <w:pPr>
         <w:tabs>
           <w:tab w:pos="720" w:val="left"/>
-          <w:tab w:pos="10800" w:val="right" w:leader="dot"/>
+          <w:tab w:pos="10469" w:val="right" w:leader="dot"/>
         </w:tabs>
         <w:spacing w:after="120"/>
       </w:pPr>
@@ -771,7 +771,7 @@
       <w:pPr>
         <w:tabs>
           <w:tab w:pos="720" w:val="left"/>
-          <w:tab w:pos="10800" w:val="right" w:leader="dot"/>
+          <w:tab w:pos="10469" w:val="right" w:leader="dot"/>
         </w:tabs>
         <w:spacing w:after="120"/>
       </w:pPr>
@@ -808,7 +808,7 @@
       <w:pPr>
         <w:tabs>
           <w:tab w:pos="720" w:val="left"/>
-          <w:tab w:pos="10800" w:val="right" w:leader="dot"/>
+          <w:tab w:pos="10469" w:val="right" w:leader="dot"/>
         </w:tabs>
         <w:spacing w:after="120"/>
       </w:pPr>
@@ -845,7 +845,7 @@
       <w:pPr>
         <w:tabs>
           <w:tab w:pos="720" w:val="left"/>
-          <w:tab w:pos="10800" w:val="right" w:leader="dot"/>
+          <w:tab w:pos="10469" w:val="right" w:leader="dot"/>
         </w:tabs>
         <w:spacing w:after="120"/>
       </w:pPr>
@@ -882,7 +882,7 @@
       <w:pPr>
         <w:tabs>
           <w:tab w:pos="720" w:val="left"/>
-          <w:tab w:pos="10800" w:val="right" w:leader="dot"/>
+          <w:tab w:pos="10469" w:val="right" w:leader="dot"/>
         </w:tabs>
         <w:spacing w:after="120"/>
       </w:pPr>
@@ -919,7 +919,7 @@
       <w:pPr>
         <w:tabs>
           <w:tab w:pos="720" w:val="left"/>
-          <w:tab w:pos="10800" w:val="right" w:leader="dot"/>
+          <w:tab w:pos="10469" w:val="right" w:leader="dot"/>
         </w:tabs>
         <w:spacing w:after="120"/>
       </w:pPr>
@@ -956,7 +956,7 @@
       <w:pPr>
         <w:tabs>
           <w:tab w:pos="720" w:val="left"/>
-          <w:tab w:pos="10800" w:val="right" w:leader="dot"/>
+          <w:tab w:pos="10469" w:val="right" w:leader="dot"/>
         </w:tabs>
         <w:spacing w:after="120"/>
       </w:pPr>
@@ -1118,7 +1118,7 @@
     <w:p/>
     <w:p>
       <w:pPr>
-        <w:spacing w:after="240" w:line="276" w:lineRule="auto"/>
+        <w:spacing w:after="120" w:line="276" w:lineRule="auto"/>
         <w:jc w:val="both"/>
       </w:pPr>
       <w:r>
@@ -2177,7 +2177,7 @@
           <w:i/>
           <w:sz w:val="18"/>
         </w:rPr>
-        <w:t>X - Fiscalizar diretamente ou mediante convênio com o Estado de Pernambuco, através de seus órgãos ou entidades vinculadas, com sua supervisão, os aspectos técnico, econômico, contábil, financeiro, operacional e jurídico dos serviços públicos delegados, valendo-se inclusive, de indicadores e procedimentos amostrais.</w:t>
+        <w:t>X - Fiscalizar diretamente ou mediante convênio com o Estado de Pernambuco, através de seus órgãos ou entidades vinculadas, com sua supervisão, os aspects técnico, econômico, contábil, financeiro, operacional e jurídico dos serviços públicos delegados, valendo-se inclusive, de indicadores e procedimentos amostrais.</w:t>
       </w:r>
     </w:p>
     <w:p/>
@@ -2246,7 +2246,7 @@
           <w:rFonts w:ascii="Aptos" w:hAnsi="Aptos"/>
           <w:sz w:val="22"/>
         </w:rPr>
-        <w:t>Norma DNIT 005/2003 – que define os termos técnicos empregados em defeitos que ocorrem nos pavimentos flexíveis e semirrígidos e serve para padronizar a linguagem adotada na elaboração das normas, manuais, projetos e textos relativos aos pavimentos flexíveis e semirrígidos.</w:t>
+        <w:t>Norma DNIT 005/2003 – que define os termos técnicos empregados in defeitos que ocorrem nos pavimentos flexíveis e semirrígidos e serve para padronizar a linguagem adotada na elaboração das normas, manuais, projetos e textos relativos aos pavimentos flexíveis e semirrígidos.</w:t>
       </w:r>
     </w:p>
     <w:p/>
@@ -2482,6 +2482,7 @@
       <w:r>
         <w:rPr>
           <w:rFonts w:ascii="Aptos" w:hAnsi="Aptos"/>
+          <w:sz w:val="22"/>
         </w:rPr>
         <w:t xml:space="preserve">As ações de fiscalização foram realizadas pela equipe formada pelos servidores: </w:t>
       </w:r>
@@ -2489,18 +2490,21 @@
         <w:rPr>
           <w:rFonts w:ascii="Aptos" w:hAnsi="Aptos"/>
           <w:b/>
+          <w:sz w:val="22"/>
         </w:rPr>
         <w:t>Alcides Vieira</w:t>
       </w:r>
       <w:r>
         <w:rPr>
           <w:rFonts w:ascii="Aptos" w:hAnsi="Aptos"/>
+          <w:sz w:val="22"/>
         </w:rPr>
         <w:t>, matrícula nº xxxxxxx/xx</w:t>
       </w:r>
       <w:r>
         <w:rPr>
           <w:rFonts w:ascii="Aptos" w:hAnsi="Aptos"/>
+          <w:sz w:val="22"/>
         </w:rPr>
         <w:t xml:space="preserve"> e </w:t>
       </w:r>
@@ -2508,18 +2512,21 @@
         <w:rPr>
           <w:rFonts w:ascii="Aptos" w:hAnsi="Aptos"/>
           <w:b/>
+          <w:sz w:val="22"/>
         </w:rPr>
         <w:t>Enildo Manoel</w:t>
       </w:r>
       <w:r>
         <w:rPr>
           <w:rFonts w:ascii="Aptos" w:hAnsi="Aptos"/>
+          <w:sz w:val="22"/>
         </w:rPr>
         <w:t>, matrícula nº xxxxxxx/xx</w:t>
       </w:r>
       <w:r>
         <w:rPr>
           <w:rFonts w:ascii="Aptos" w:hAnsi="Aptos"/>
+          <w:sz w:val="22"/>
         </w:rPr>
         <w:t xml:space="preserve"> nos dias 12 de junho de 2025. Nessas ações foram identificados 2 achados de fiscalização nas áreas sob concessão por meio de um levantamento de campo nas Rodovias com evidências de defeitos que poderiam se caracterizar Não Conformidades.</w:t>
       </w:r>
@@ -2553,8 +2560,8 @@
     <w:p/>
     <w:p>
       <w:pPr>
-        <w:spacing w:after="120"/>
-        <w:jc w:val="center"/>
+        <w:spacing w:after="120" w:line="276" w:lineRule="auto"/>
+        <w:jc w:val="both"/>
       </w:pPr>
       <w:r>
         <w:rPr>
@@ -2566,8 +2573,8 @@
     </w:p>
     <w:p>
       <w:pPr>
-        <w:spacing w:after="120"/>
-        <w:jc w:val="center"/>
+        <w:spacing w:after="120" w:line="276" w:lineRule="auto"/>
+        <w:jc w:val="both"/>
       </w:pPr>
       <w:r>
         <w:rPr>
@@ -2593,8 +2600,8 @@
     <w:p/>
     <w:p>
       <w:pPr>
-        <w:spacing w:after="120"/>
-        <w:jc w:val="center"/>
+        <w:spacing w:after="120" w:line="276" w:lineRule="auto"/>
+        <w:jc w:val="both"/>
       </w:pPr>
       <w:r>
         <w:rPr>
@@ -2604,7 +2611,6 @@
         <w:t>Quadro 3 – Trecho dos pontos de Atenção:</w:t>
       </w:r>
     </w:p>
-    <w:p/>
     <w:p>
       <w:pPr>
         <w:spacing w:after="120" w:line="276" w:lineRule="auto"/>
@@ -2615,22 +2621,7 @@
           <w:rFonts w:ascii="Aptos" w:hAnsi="Aptos"/>
           <w:sz w:val="22"/>
         </w:rPr>
-        <w:t xml:space="preserve">O </w:t>
-      </w:r>
-      <w:r>
-        <w:rPr>
-          <w:rFonts w:ascii="Aptos" w:hAnsi="Aptos"/>
-          <w:b/>
-          <w:sz w:val="22"/>
-        </w:rPr>
-        <w:t>Quadro 4</w:t>
-      </w:r>
-      <w:r>
-        <w:rPr>
-          <w:rFonts w:ascii="Aptos" w:hAnsi="Aptos"/>
-          <w:sz w:val="22"/>
-        </w:rPr>
-        <w:t xml:space="preserve">, a seguir, resume as Não Conformidades constatadas, relacionadas ao PDCL, com indicação dos respectivos registros fotográficos no </w:t>
+        <w:t xml:space="preserve">O Quadro 4, a seguir, resume as Não Conformidades constatadas, relacionadas ao PDCL, com indicação dos respectivos registros fotográficos no </w:t>
       </w:r>
       <w:r>
         <w:rPr>
@@ -2663,7 +2654,6 @@
         <w:t>. A descrição da evidência está referenciada conforme a norma de descrição de defeitos do DNIT.</w:t>
       </w:r>
     </w:p>
-    <w:p/>
     <w:p>
       <w:pPr>
         <w:spacing w:after="120"/>
@@ -3111,7 +3101,7 @@
           <w:rFonts w:ascii="Aptos" w:hAnsi="Aptos"/>
           <w:sz w:val="22"/>
         </w:rPr>
-        <w:t xml:space="preserve"> detalhando cronograma com trechos a executar de forma que permita à Arpe uma programação mais efetiva do monitoramento de suas soluções a execução de cada subtrecho, conforme o modelo encaminhado para 2024 (Cronograma de Conserva Especial do Pavimento CRA 2024).</w:t>
+        <w:t xml:space="preserve"> detalhando cronograma com trechos a executar de forma que permita à Arpe uma programação mais efetiva do monitoramento de suas soluções a execução de cada subtrecho, conforme o modelo encaminhado para {ano_anterior} (Cronograma de Conserva Especial do Pavimento CRA {ano_anterior}).</w:t>
       </w:r>
     </w:p>
     <w:p>
@@ -3168,8 +3158,17 @@
     <w:p>
       <w:pPr>
         <w:spacing w:after="120" w:line="276" w:lineRule="auto"/>
+        <w:ind w:left="360" w:hanging="360"/>
         <w:jc w:val="both"/>
       </w:pPr>
+      <w:r>
+        <w:rPr>
+          <w:rFonts w:ascii="Aptos" w:hAnsi="Aptos"/>
+          <w:sz w:val="22"/>
+        </w:rPr>
+        <w:t>•</w:t>
+        <w:tab/>
+      </w:r>
       <w:r>
         <w:rPr>
           <w:rFonts w:ascii="Aptos" w:hAnsi="Aptos"/>
@@ -3236,19 +3235,6 @@
     </w:p>
     <w:p>
       <w:pPr>
-        <w:spacing w:after="120"/>
-        <w:jc w:val="both"/>
-      </w:pPr>
-      <w:r>
-        <w:rPr>
-          <w:rFonts w:ascii="Aptos" w:hAnsi="Aptos"/>
-          <w:sz w:val="22"/>
-        </w:rPr>
-        <w:t>Recife, data da assinatura eletrônica.</w:t>
-      </w:r>
-    </w:p>
-    <w:p>
-      <w:pPr>
         <w:pStyle w:val="Heading3"/>
         <w:pageBreakBefore/>
         <w:spacing w:before="160" w:after="80"/>
@@ -3308,40 +3294,6 @@
               <w:ind w:left="0" w:firstLine="0"/>
               <w:jc w:val="center"/>
             </w:pPr>
-            <w:r>
-              <w:drawing>
-                <wp:inline xmlns:a="http://schemas.openxmlformats.org/drawingml/2006/main" xmlns:pic="http://schemas.openxmlformats.org/drawingml/2006/picture">
-                  <wp:extent cx="2880360" cy="2880360"/>
-                  <wp:docPr id="2" name="Picture 2"/>
-                  <wp:cNvGraphicFramePr>
-                    <a:graphicFrameLocks noChangeAspect="1"/>
-                  </wp:cNvGraphicFramePr>
-                  <a:graphic>
-                    <a:graphicData uri="http://schemas.openxmlformats.org/drawingml/2006/picture">
-                      <pic:pic>
-                        <pic:nvPicPr>
-                          <pic:cNvPr id="0" name="foto01.jpg"/>
-                          <pic:cNvPicPr/>
-                        </pic:nvPicPr>
-                        <pic:blipFill>
-                          <a:blip r:embed="rId10"/>
-                          <a:stretch>
-                            <a:fillRect/>
-                          </a:stretch>
-                        </pic:blipFill>
-                        <pic:spPr>
-                          <a:xfrm>
-                            <a:off x="0" y="0"/>
-                            <a:ext cx="2880360" cy="2880360"/>
-                          </a:xfrm>
-                          <a:prstGeom prst="rect"/>
-                        </pic:spPr>
-                      </pic:pic>
-                    </a:graphicData>
-                  </a:graphic>
-                </wp:inline>
-              </w:drawing>
-            </w:r>
           </w:p>
         </w:tc>
         <w:tc>
@@ -3423,9 +3375,11 @@
         <w:t>Nenhum registro fotográfico de ponto de atenção cadastrado.</w:t>
       </w:r>
     </w:p>
+    <w:p/>
     <w:p>
       <w:pPr>
-        <w:spacing w:before="240" w:after="240"/>
+        <w:spacing w:before="240" w:after="480"/>
+        <w:jc w:val="center"/>
       </w:pPr>
       <w:r>
         <w:rPr>
@@ -3435,7 +3389,6 @@
         <w:t>Recife, data da assinatura eletrônica.</w:t>
       </w:r>
     </w:p>
-    <w:p/>
     <w:p/>
     <w:p>
       <w:pPr>
@@ -3521,7 +3474,8 @@
     <w:p/>
     <w:p>
       <w:pPr>
-        <w:spacing w:before="240" w:after="240"/>
+        <w:spacing w:before="720" w:after="720"/>
+        <w:jc w:val="center"/>
       </w:pPr>
       <w:r>
         <w:rPr>
@@ -3531,7 +3485,6 @@
         <w:t>Ciente e de acordo.</w:t>
       </w:r>
     </w:p>
-    <w:p/>
     <w:p>
       <w:pPr>
         <w:spacing w:after="0"/>

--- a/src/reports/relatorio_10.docx
+++ b/src/reports/relatorio_10.docx
@@ -32,7 +32,7 @@
               <a:graphicData uri="http://schemas.openxmlformats.org/drawingml/2006/picture">
                 <pic:pic>
                   <pic:nvPicPr>
-                    <pic:cNvPr id="0" name="capa_2.jpeg"/>
+                    <pic:cNvPr id="0" name="capa_fiscalizacao.jpeg"/>
                     <pic:cNvPicPr/>
                   </pic:nvPicPr>
                   <pic:blipFill>
@@ -5935,7 +5935,7 @@
                 <w:rFonts w:ascii="Aptos" w:hAnsi="Aptos"/>
                 <w:sz w:val="20"/>
               </w:rPr>
-              <w:t>Foto 1.1 – Trecho  apresentando Infiltração em coluna de sustentação do Terminal do recife, (12/06/2025).</w:t>
+              <w:t>Foto 1.1 – Infiltração em coluna de sustentação do Terminal do recife, (12/06/2025).</w:t>
             </w:r>
           </w:p>
         </w:tc>
@@ -5954,7 +5954,7 @@
                 <w:rFonts w:ascii="Aptos" w:hAnsi="Aptos"/>
                 <w:sz w:val="20"/>
               </w:rPr>
-              <w:t>Foto 1.1 – Trecho  apresentando Infiltração em coluna de sustentação do Terminal do recife, (12/06/2025).</w:t>
+              <w:t>Foto 1.1 – Infiltração em coluna de sustentação do Terminal do recife, (12/06/2025).</w:t>
             </w:r>
           </w:p>
         </w:tc>
